--- a/example_articles/countries/Argentina/1.countries_Argentina_New_York_Times.docx
+++ b/example_articles/countries/Argentina/1.countries_Argentina_New_York_Times.docx
@@ -27,17 +27,17 @@
     </w:p>
     <w:p>
       <w:r>
-        <w:t>Source File: NYT/41.DOCX</w:t>
+        <w:t>Source file: NYT/41.DOCX</w:t>
       </w:r>
     </w:p>
     <w:p>
       <w:r>
-        <w:t>Raw locations result: ['Argentina']</w:t>
+        <w:t>Raw locations result, 'locations': ['Argentina']</w:t>
       </w:r>
     </w:p>
     <w:p>
       <w:r>
-        <w:t>countries_stand_flat (Standardized): Argentina</w:t>
+        <w:t>Standardized locations result, 'countries_stand_flat': Argentina</w:t>
       </w:r>
     </w:p>
     <w:p>

--- a/example_articles/countries/Argentina/1.countries_Argentina_New_York_Times.docx
+++ b/example_articles/countries/Argentina/1.countries_Argentina_New_York_Times.docx
@@ -7,7 +7,9 @@
         <w:pStyle w:val="Heading1"/>
       </w:pPr>
       <w:r>
-        <w:t>Nostalgia Shaped Some Teamster Votes</w:t>
+        <w:t>FILM FESTIVAL REVIEWS;</w:t>
+        <w:br/>
+        <w:t>An Unemployed Guy Who Won't Follow Doctor's Orders</w:t>
       </w:r>
     </w:p>
     <w:p>
@@ -17,17 +19,17 @@
     </w:p>
     <w:p>
       <w:r>
-        <w:t>Date: 1996-12-18</w:t>
+        <w:t>Date: 2000-04-03</w:t>
       </w:r>
     </w:p>
     <w:p>
       <w:r>
-        <w:t>Section: Section A; ; Section A; Page 24; Column 4; National Desk ; Column 4;</w:t>
+        <w:t>Section: Section E; ; Section E; Page 5; Column 2; The Arts/Cultural Desk ; Column 2; ; Review</w:t>
       </w:r>
     </w:p>
     <w:p>
       <w:r>
-        <w:t>Source file: NYT/41.DOCX</w:t>
+        <w:t>Source file: NYT/38.DOCX</w:t>
       </w:r>
     </w:p>
     <w:p>
@@ -49,49 +51,36 @@
     </w:p>
     <w:p>
       <w:r>
-        <w:t>A generation ago, when this city roared as a blue-collar powerhouse, when unions were still winning fat contracts and picket lines were still dangerous to cross, nobody stood tougher than Jimmy Hoffa and his teamsters.</w:t>
+        <w:t>Rulo (Luis Margani), the indefatigably persevering central character of Pablo Trapero's powerfully gritty film "Crane World," is a divorced, unemployed 49-year-old day laborer in Buenos Aires who is desperate for whatever work he can scrounge up. Most of his job opportunities come through his best friend, Torres (Daniel Valenzuela), who has connections in the Argentine construction industry.</w:t>
         <w:br/>
-        <w:t>For union men and women, that sort of paradise has been lost for years. High-paying factory jobs have disappeared by the millions. Union membership has hemorrhaged. Any teamster pulling into a truck stop today will almost surely be vastly outnumbered by nonunion drivers.</w:t>
+        <w:t>When Torres recommends him for a job as a crane operator, Rulo doesn't blink twice, even though he has never operated one before. When the two men visit the building site, Torres coaxes the overweight, beer-bellied Rulo out on a scaffold and re-assures him that he'll quickly conquer any fear of heights. A confident mechanic who finds the secrets of machines readily decipherable, Rulo is eager to get started as soon as possible.</w:t>
         <w:br/>
-        <w:t>Plenty of teamsters say it is time to go back to the old days. That explains, at least in part, the strong showing by James P. Hoffa, son of the legendary leader of the International Brotherhood of Teamsters, in the union's recent election.</w:t>
+        <w:t>In its utter plainness "Crane World," which New Directors/New Films is screening at the Museum of Modern Art tonight at 8:30 and tomorrow night at 6 before it opens on Friday at the Screening Room, is a stylistic throwback to 1940's Italian neo-realism. The movie's grainy, sepia-toned cinematography and low-key naturalistic performances by a cast of nonprofessionals enhance its slice-of-life authenticity. Rather than tell a story, "Crane World" immerses us in the world of Rulo, his family (he is supporting a mother and a layabout son) and co-workers.</w:t>
         <w:br/>
-        <w:t>"From what you hear, teamsters had it better when Jimmy Hoffa was around," said David Krueger, a 27-year-old United Parcel Service driver, slamming his door shut at a big truck stop west of Detroit, as a wet snowfall was making roads slick. "We were strong."</w:t>
+        <w:t>Before starting work Rulo must have a physical checkup. During the examination the doctor advises Rulo to lose 40 or 50 pounds and to cut down on cigarettes and beer. Rulo forgets the warning until he arrives for his first day on the job and discovers another man running the crane. The boss curtly informs him that he was rejected by the insurance company for being overweight. Rulo is infuriated, but his anger quickly fades into resignation. That's just the way it goes in the world of semiskilled labor.</w:t>
         <w:br/>
-        <w:t>Whether it was the magic of the Hoffa name, or simply an expression of frustration among the rank and file, the election was a close call for the incumbent president, Ron Carey.</w:t>
+        <w:t>Without making a moral or political fuss about it and without sentimentalizing Rulo and his friends as downtrodden heroes, "Crane World" paints a blunt eye-level vision of the realities of Argentine working-class life. Unlike workers in the wealthier, more socially fluid United States where the spectacle of overnight millionaires puts everyone on edge, Rulo and his friends appear completely settled in their class and comfortable with who they are.</w:t>
         <w:br/>
-        <w:t>Mr. Carey, who assumed the office five years ago pledging a cleaner union, won re-election 52 percent to 48 percent. But here in Michigan, and in most of the Midwest, Mr. Hoffa led the voting.</w:t>
+        <w:t>Twenty years earlier, we learn, Rulo had a momentary fling at celebrity as a member a rock band that proved to be a one-hit wonder. But although proud of his glory days, Rulo feels no bitterness. Now his 19-year-old son Claudio (Federico Esquerro) is a member of a struggling rockabilly band. When the father and son get on each other's nerves, Rulo sends Claudio to live with his mother (Graciana Chironi).</w:t>
         <w:br/>
-        <w:t>Some of Mr. Hoffa's supporters have raised questions about the balloting. About 40,000 ballots were put aside by election judges, usually because of questions about eligibility.</w:t>
+        <w:t>Rulo also strikes up a relationship with Adriana (Adriana Aizemberg), an exuberant middle-aged woman who owns a local kiosk. Just as their romance is gathering steam, Rulo lands a job operating an excavating machine in distant Patagonia. Here the workers live dormitory style in a remote farmhouse, and the relationship between management and labor is tenuous. One day when the workers are not given lunch, they simply refuse to continue until they are fed.</w:t>
         <w:br/>
-        <w:t>Nancy Stella, a spokeswoman for the teamsters, said an election officer was sifting through the challenged ballots to see which ones should be counted. But it was not expected to change the outcome.</w:t>
+        <w:t>"Crane World" offers a bedrock vision of humanity making do. The social outlook of Rulo and his friends couldn't even be described as of one of lowered expectations. What keeps them going is an instinctual optimism, a rough-hewn camaraderie and an elemental faith in themselves and in the world to meet their needs and give them enough to indulge in a few simple pleasures.</w:t>
         <w:br/>
-        <w:t>"The assumption is that these votes will break in roughly the same proportion" as the overall count, Ms. Stella said.</w:t>
+        <w:t xml:space="preserve"> </w:t>
         <w:br/>
-        <w:t>Mr. Krueger, a suburban Detroit resident who voted for Mr. Hoffa, has no memory of the old teamster leader, who disappeared in 1975 -- murdered, conventional wisdom has it, by mobsters.</w:t>
+        <w:t>CRANE WORLD</w:t>
         <w:br/>
-        <w:t>Local 299, once the power base for Jimmy Hoffa, sits down the road from Tiger Stadium in a neighborhood pockmarked with burned-out buildings and boarded-up stores.</w:t>
+        <w:t xml:space="preserve"> </w:t>
         <w:br/>
-        <w:t>The local had been ripped by violence in the year before Hoffa disappeared. The cabin cruiser of the local's president was blown up, one of several incidents of intimidation.</w:t>
+        <w:t>Written, produced and directed by Pablo Trapero; in Spanish, with English subtitles; director of photography, Cobi Migliora; edited by Nicolas Goldbart; art director, Andres Tambornino; released by Cowboy Booking International. Running time: 90 minutes. This film is not rated. Shown with a 15-minute short, Josue Mendez's "Parelisa," tonight at 8:30 and Tuesday night at 6 at the Roy and Niuta Titus Theater, Museum of Modern Art, 11 West 53rd Street, Manhattan, as part of the 29th New Directors/New Films series of the Film Society of Lincoln Center and the department of Film of The Museum of Modern Art. It will open on Friday at the Screening Room, 54 Varick Street, at Laight Street, TriBeCa.</w:t>
         <w:br/>
-        <w:t>The local backed Mr. Carey in the election. Edward Vecchio, the secretary-treasurer of the local, said Mr. Carey had been supported by the local leadership simply "because he was the best man."</w:t>
+        <w:t xml:space="preserve"> </w:t>
         <w:br/>
-        <w:t>The teamsters union, which now includes many members who are not truck drivers, like teachers and nurses, is the nation's largest union in the private sector, with about 1.4 million members. But membership has been dropping for years.</w:t>
+        <w:t>WITH: Luis Margani (Rulo), Adriana Aizemberg (Adriana), Daniel Valenzuela (Torres), Roly Serrano (Walter), Federico Esquerro (Claudio), Graciana Chironi (Rulo's mother) and Alfonso Rementeria (Sartori).</w:t>
         <w:br/>
-        <w:t>When Mr. Hoffa, a lawyer, campaigned, he bristled at questions about the corruption involving his father, who served prison time, and focused on the strength of the union during Jimmy Hoffa's tenure.</w:t>
         <w:br/>
-        <w:t>Opponents of James Hoffa said his election could mean a return to corruption, but his supporters saw it another way. Some said it was unfair to impugn the son's character for the deeds of the father.</w:t>
-        <w:br/>
-        <w:t>Indeed, some cited questions about conflict of interest involving Mr. Carey after it was disclosed that his father held stock in the United Parcel Service worth about $2 million.</w:t>
-        <w:br/>
-        <w:t>Others said they did not much care about corruption. "As long as they don't steal from me, I don't care," said Mike LaMonica, 32, a truck driver from Waukegan, Ill.</w:t>
-        <w:br/>
-        <w:t>But Mike Slocum, 52, a truck driver from the Detroit area, said it was a mistake to assume that Hoffa the son could be as strong as his father.</w:t>
-        <w:br/>
-        <w:t>He also questioned James Hoffa's depth of commitment to the working class, noting that he drove a truck for only a brief period before getting his law degree. Jimmy Hoffa, in contrast, was a ninth-grade dropout who used to say that nobody ever got anything without a fight.</w:t>
-        <w:br/>
-        <w:t>"When the old man said, 'This is the way it's going to be,' that was the way it was going to be," Mr. Slocum said with a chuckle. "When he called a strike, everybody went on strike. But it's a different world out there today."</w:t>
-        <w:br/>
-        <w:t>He added: "It used to be, if you didn't get your way, you busted heads and destroyed machines. You just can't do that today. And some of the guys, when they get frustrated, start thinking, 'Maybe we ought to go back to the head-busting ways.' But you just can't."</w:t>
+        <w:t>http://www.nytimes.com</w:t>
         <w:br/>
         <w:br/>
         <w:t>Graphic</w:t>
@@ -99,7 +88,7 @@
         <w:br/>
         <w:t xml:space="preserve"> </w:t>
         <w:br/>
-        <w:t>Photo: For truck drivers like David Krueger, left, and Mike LaMonica, the days of a tough teamsters' union, once led by the legendary Jimmy Hoffa, are long over. Hoffa's son, James, recently lost his bid for union president. (Peter Yates for The New York Times)</w:t>
+        <w:t>Photo: Luis Margani and his semiskilled mates take life as it comes in the film "Crane World." (Film Society of Lincoln Center)</w:t>
       </w:r>
     </w:p>
     <w:sectPr>

--- a/example_articles/countries/Argentina/1.countries_Argentina_New_York_Times.docx
+++ b/example_articles/countries/Argentina/1.countries_Argentina_New_York_Times.docx
@@ -7,9 +7,9 @@
         <w:pStyle w:val="Heading1"/>
       </w:pPr>
       <w:r>
-        <w:t>FILM FESTIVAL REVIEWS;</w:t>
+        <w:t>WHAT'S DOING IN;</w:t>
         <w:br/>
-        <w:t>An Unemployed Guy Who Won't Follow Doctor's Orders</w:t>
+        <w:t>BUENOS AIRES</w:t>
       </w:r>
     </w:p>
     <w:p>
@@ -19,17 +19,17 @@
     </w:p>
     <w:p>
       <w:r>
-        <w:t>Date: 2000-04-03</w:t>
+        <w:t>Date: 1985-10-20</w:t>
       </w:r>
     </w:p>
     <w:p>
       <w:r>
-        <w:t>Section: Section E; ; Section E; Page 5; Column 2; The Arts/Cultural Desk ; Column 2; ; Review</w:t>
+        <w:t>Section: Section 10; Page 10, Column 1; Travel Desk</w:t>
       </w:r>
     </w:p>
     <w:p>
       <w:r>
-        <w:t>Source file: NYT/38.DOCX</w:t>
+        <w:t>Source file: NYT/44.DOCX</w:t>
       </w:r>
     </w:p>
     <w:p>
@@ -51,36 +51,61 @@
     </w:p>
     <w:p>
       <w:r>
-        <w:t>Rulo (Luis Margani), the indefatigably persevering central character of Pablo Trapero's powerfully gritty film "Crane World," is a divorced, unemployed 49-year-old day laborer in Buenos Aires who is desperate for whatever work he can scrounge up. Most of his job opportunities come through his best friend, Torres (Daniel Valenzuela), who has connections in the Argentine construction industry.</w:t>
+        <w:t>South America explodes into spring in October, and Buenos Aires -above all, a walker's city - is one of the best cities in which to savor the approach of the Southern Hemisphere's summer. The Argentine capital is full of parks, cafes, streets of luxurious shopping, and a panoply of well-dressed Argentines who love nothing better than showing off themselves and their city to foreigners.</w:t>
         <w:br/>
-        <w:t>When Torres recommends him for a job as a crane operator, Rulo doesn't blink twice, even though he has never operated one before. When the two men visit the building site, Torres coaxes the overweight, beer-bellied Rulo out on a scaffold and re-assures him that he'll quickly conquer any fear of heights. A confident mechanic who finds the secrets of machines readily decipherable, Rulo is eager to get started as soon as possible.</w:t>
+        <w:t>It is also the time of year when Argentines escape on the weekends to their country places, clubs and beaches. The visitor might want to follow to retreats such as Bariloche, a mountain resort where spring means the skiers depart and the trout fishermen arrive, or, just across the River Plate, to the beach resort of Punta del Este in Uruguay.</w:t>
         <w:br/>
-        <w:t>In its utter plainness "Crane World," which New Directors/New Films is screening at the Museum of Modern Art tonight at 8:30 and tomorrow night at 6 before it opens on Friday at the Screening Room, is a stylistic throwback to 1940's Italian neo-realism. The movie's grainy, sepia-toned cinematography and low-key naturalistic performances by a cast of nonprofessionals enhance its slice-of-life authenticity. Rather than tell a story, "Crane World" immerses us in the world of Rulo, his family (he is supporting a mother and a layabout son) and co-workers.</w:t>
+        <w:t>There is, of course, much to do in the city. Spring brings with it everything from the world's best polo to Mozart. There is always good theater, wonderful markets, and some of the best beef in the world. For those who like to spend time swimming or playing tennis, there are public facilities that would put some private American clubs to shame. Entertainment One of the world's great music halls is the Teatro Colon (main entrance on Libertad, between Tucuman and Viamonte). Slowly, the Argentines are developing an orchestra as well as opera and ballet companies to do it justice. Until the end of October, one may attend performances of Wagner's ''Gotterdammerung.'' Bach's Mass in C Minor and Minkus's ballet ''Don Quixote'' as well as a program in honor of George Balanchine. In November, Richard Strauss's ''Rosenkavalier'' and his tone poem ''Don Quixote'' will be presented (the latter as ballet). In December the opera will be ''El Caso Maillard' by Roberto Garcia Morillo, an Argentine.</w:t>
         <w:br/>
-        <w:t>Before starting work Rulo must have a physical checkup. During the examination the doctor advises Rulo to lose 40 or 50 pounds and to cut down on cigarettes and beer. Rulo forgets the warning until he arrives for his first day on the job and discovers another man running the crane. The boss curtly informs him that he was rejected by the insurance company for being overweight. Rulo is infuriated, but his anger quickly fades into resignation. That's just the way it goes in the world of semiskilled labor.</w:t>
+        <w:t>Two Argentine dancers - Julio Bocca and Raquel Rossetti - recently won medals at the prestigious Moscow International Ballet Competition. They should not be missed. The Colon's programs are listed in The Buenos Aires Herald, the city's English-language newspaper. Tickets range from $13 for orchestra seats to $2 for the upper balconies. Additional information, and arrangements for a free tour, can be made by calling the Teatro Colon at 35-54-14.</w:t>
         <w:br/>
-        <w:t>Without making a moral or political fuss about it and without sentimentalizing Rulo and his friends as downtrodden heroes, "Crane World" paints a blunt eye-level vision of the realities of Argentine working-class life. Unlike workers in the wealthier, more socially fluid United States where the spectacle of overnight millionaires puts everyone on edge, Rulo and his friends appear completely settled in their class and comfortable with who they are.</w:t>
+        <w:t>The traditional place to see the tango performed has been El Viejo Almacen, but a better deal (at $10 a person) is Cano 14, at Talcahuano 975, where the shows start at 11:15 P.M. and 1 A.M. Michelangelo's, at Balcarce 433, also has a floor show that includes tango. The shows are Sunday through Wednesday at 10:30 P.M., and Thursday and Friday at 9:30 P.M. The cover charge is $12.</w:t>
         <w:br/>
-        <w:t>Twenty years earlier, we learn, Rulo had a momentary fling at celebrity as a member a rock band that proved to be a one-hit wonder. But although proud of his glory days, Rulo feels no bitterness. Now his 19-year-old son Claudio (Federico Esquerro) is a member of a struggling rockabilly band. When the father and son get on each other's nerves, Rulo sends Claudio to live with his mother (Graciana Chironi).</w:t>
+        <w:t>After midnight, the truly daring might want to go to La Argentina, at Rodriquez Pena 361, one of the few places left where visitors can compete against working-class Argentines who have spent years honing their tango skills.</w:t>
         <w:br/>
-        <w:t>Rulo also strikes up a relationship with Adriana (Adriana Aizemberg), an exuberant middle-aged woman who owns a local kiosk. Just as their romance is gathering steam, Rulo lands a job operating an excavating machine in distant Patagonia. Here the workers live dormitory style in a remote farmhouse, and the relationship between management and labor is tenuous. One day when the workers are not given lunch, they simply refuse to continue until they are fed.</w:t>
+        <w:t>Nightclubs include Hippopotamus, which opens at 11 P.M., at Junin 787 (41-83-10), and Le Club (formerly Regine's), at Quintana 111 (22-25-65). For disco, there is New York City, open only on weekend nights, at Alvarez Thomas 1391 (551-9341).</w:t>
         <w:br/>
-        <w:t>"Crane World" offers a bedrock vision of humanity making do. The social outlook of Rulo and his friends couldn't even be described as of one of lowered expectations. What keeps them going is an instinctual optimism, a rough-hewn camaraderie and an elemental faith in themselves and in the world to meet their needs and give them enough to indulge in a few simple pleasures.</w:t>
+        <w:t>Another place to hear music -everything from jazz to opera - is the Cafe Mozart, at Reconquista 1050 (311-6802). The programs are at 5 P.M., 9 P.M. and 11 P.M., with a $3 cover charge. Shopping There are good buys in sweaters and leather goods. (Avoid anything with zippers since they usually don't work.) One of the better places to find just about everything is Florida, a long pedestrian mall in the center of town.</w:t>
         <w:br/>
-        <w:t xml:space="preserve"> </w:t>
+        <w:t>Some of the good leather places include Casa Lopez on Florida, Mundo del Cuero in the first block of Florida off Plaza San Martin, and Willy Keni at Maipu 953. A good leather jacket will cost between $100 and $175, purses and shoes under $30.</w:t>
         <w:br/>
-        <w:t>CRANE WORLD</w:t>
+        <w:t>While Florida is crammed with shops, I prefer walking along the parallel streets called Alvear, Juncal and Arenales in the Barrio Norte, just north of downtown. The shops in these neighborhoods are closed from 1 P.M. on Saturday until Monday. Sunday shoppers will have to go to San Telmo, an old working-class neighborhood that has undergone considerable renovation, to become a haven for antiques hunters. There is also an antiques fair every Sunday in the Plaza San Martin. Polo Games In addition to shopping, people-watching and taking a siesta, try attending some of the polo games or visiting one of the recreation clubs.</w:t>
         <w:br/>
-        <w:t xml:space="preserve"> </w:t>
+        <w:t>The most important polo championship is the Palermo Open, which is played on the Palermo Park fields at Libertador and Dorrego. The games take place in November, with the finals on Nov. 23. (The dates are moved up if the season runs into rain.) For more information, call the Polo Association at 33-46-46 or 30-09-72. A subscription to the Palermo Open costs $50, entitling the holder to watch all the games; a partial subscription to the semifinals and finals costs $32. These can be bought from the Polo Association; tickets at the fields range from $1.50 to $6.50 to see one game. (The oldest, and second most important, polo tournament is the Open of Hurlingham, which ended today.) There are also games at the Tortugas (0320-91262) and Indios Country Clubs (667-0252).</w:t>
         <w:br/>
-        <w:t>Written, produced and directed by Pablo Trapero; in Spanish, with English subtitles; director of photography, Cobi Migliora; edited by Nicolas Goldbart; art director, Andres Tambornino; released by Cowboy Booking International. Running time: 90 minutes. This film is not rated. Shown with a 15-minute short, Josue Mendez's "Parelisa," tonight at 8:30 and Tuesday night at 6 at the Roy and Niuta Titus Theater, Museum of Modern Art, 11 West 53rd Street, Manhattan, as part of the 29th New Directors/New Films series of the Film Society of Lincoln Center and the department of Film of The Museum of Modern Art. It will open on Friday at the Screening Room, 54 Varick Street, at Laight Street, TriBeCa.</w:t>
+        <w:t>The most convenient recreation center is K.D.T. in Palermo, at Figueroa Alcorta 3800 (801-1213), where there is swimming, cycling, basketball and football.</w:t>
         <w:br/>
-        <w:t xml:space="preserve"> </w:t>
+        <w:t>There is also a municipal golf club in Palermo at Tornquist and Olleros (772-7261) facing the lake. The course costs $3. The greens are usually free during the week, and reservations have to be made in person weekends. Restaurants Ah, the Argentine beef. There is really none as lean, as good, and as plentiful. The national specialty is the asado - provolone, beef and innards, barbecued on a grill. No matter how long one stays in Argentina it is hard to tire of this dish, which Argentines finish off with a fruit salad or a slab of ice cream topped with hot dark chocolate sauce.</w:t>
         <w:br/>
-        <w:t>WITH: Luis Margani (Rulo), Adriana Aizemberg (Adriana), Daniel Valenzuela (Torres), Roly Serrano (Walter), Federico Esquerro (Claudio), Graciana Chironi (Rulo's mother) and Alfonso Rementeria (Sartori).</w:t>
+        <w:t>The cuts of beef are slightly different from American ones, but a bife de chorizo is similar to a New York strip steak; a lomo, filet mignon, and asado de tira are short ribs. The best starter is provoleta a la plancha, a thick piece of provolone cheese topped with oregano and served hot from the grill.</w:t>
         <w:br/>
+        <w:t>It is a Sunday tradition - the maid's day off - to go to the Costanera, a strip of restaurants along the River Plate, to enjoy an asado. There are many restaurants and most are good. A favorite among Argentines is Los Anos Locos where dinner for two with wine will come to about $18.</w:t>
         <w:br/>
-        <w:t>http://www.nytimes.com</w:t>
+        <w:t>Other great places for an asado are La Mosca Blanca, near the Retiro Station (313-4890), Ligure, at Juncal 855 (393-0644), where the line always moves swiftly and one should finish dinner with the panqueque Ligure, a crepe topped with sambayon, fruit and ice cream.</w:t>
+        <w:br/>
+        <w:t>La Cabana, at Entre Rios 436 (38-23-73), tends to be filled with English-speaking visitors but it serves some of the best steaks in town.</w:t>
+        <w:br/>
+        <w:t>A good place that serves great pizza and steaks for under $5 a person is La Pipeta, at the corner of Lavalle and San Martin. When businesspeople take clients out, they usually have lunch at Clark's, Sarmiento 645 (45-19-60), where the prices are higher and the pace slower.</w:t>
+        <w:br/>
+        <w:t>Though the Costanera is a Sunday tradition for many, the art crowd goes to the Telmo Bar in San Telmo for the green noquis, the Argentine version of gnocchi. You must arrive near noon or risk having the spinach-and-potato dumplings run out.</w:t>
+        <w:br/>
+        <w:t>During the week, the art crowd can be seen at a few restaurants, downtown near the Plaza Hotel, where the food is straight forward, and the people always interesting. Among these is Bar Baro, at Tres Sargentos 415.</w:t>
+        <w:br/>
+        <w:t>Another popular restaurant district is the Recoleta, named for the cemetery near the Plaza San Martin. Some of Argentina's greatest and most notorious leaders, including Eva Peron, are entombed in mausoleums representing every style of architecture.</w:t>
+        <w:br/>
+        <w:t>Nearly all of the cafes in the Recoleta neighborhood have outdoor tables where many an afternoon can be spent watching the people. All serve sandwiches, drinks and tea with pastries. A favorite meal is toasted cheese on miga, a thin white bread.</w:t>
+        <w:br/>
+        <w:t>For something heartier, there is the Munich Restaurant, at Roberto M. Ortiz 1871 (44-39-81). The milanesas, breaded chicken and beef cutlets, are excellent, and are to Argentines what hamburgers are to Americans; a serving of milanesas with salad and wine usually costs less than $5. Hotels Hotels in Buenos Aires are generally older and smaller than American ones; as in European hotels, a Continental breakfast is included in the price of the room. Five-star hotel rates run from about $65 to $120 for a double, four-star from $50 to $70 and the three-star from $35 to $45 (the ratings are according to the hotels themselves).</w:t>
+        <w:br/>
+        <w:t>Among the five-star hotels are the Plaza (Florida 1005; 311-5011), overlooking the Plaza San Martin, and the Hotel Claridge, (Tucuman 535; 393-7212), where many rooms have been renovated. Also in this group are the Hotel Panamericano (Carlos Pellegrini 525; 393-6017) and the Hotel Sheraton (San Martin 1225; 311-6310).</w:t>
+        <w:br/>
+        <w:t>Four-star hotels include the Hotel Bisonte (Paraguay and Libertad; 294-8041), Hotel Regente (Suipacha 964; 313-6628), Hotel Bauen (Callao 360; 393-2110) and El Conquistador (Suipacha 948; 313-3152).</w:t>
+        <w:br/>
+        <w:t>Three-star hotels include the Dora (Maipu 963; 312-7391), Hotel de las Americas (Libertad 1020; 393-3432) and the Hotel Lancaster (Cordoba 405; 312-4061). Weekend Trips Many residents leave the city during the weekend. There is some value in this for the visitor also. Argentina is more than 2,000 miles long, as varied as the United States, and expensive to get to in the first place. A national airport within 15 minutes of most hotels makes short jaunts painless. There are also special tickets for foreigners: Aerolineas Argentinas has a 14-day pass ($199) that permits three stops in Argentina beyond the entry point, and a 30-day pass ($290) that permits multiple stops within the country.</w:t>
+        <w:br/>
+        <w:t>First choice among weekend destinations may be the Alpine-looking resort of Bariloche, a 90-minute plane ride from Buenos Aires. The best place to stay (also the most expensive at $159 a night) is El Casco (telephone 22-532), a German-owned inn that rivals the best in Europe. Other good hotels in the resort include Interlaken (26-156; $80) and Hosteria del Viejo Molino (22-411; $75).</w:t>
+        <w:br/>
+        <w:t>The weekend place most likely to be heard about in one of the city's fancier cafes, or glimpsed in one of the many gossip magazines, is Punta del Este. It is a fashionable beach resort - with high-rise condominiums and hotels as well as sailing vessels large and small in its coves and harbor -on a peninsula separating the River Plate and the Atlantic Ocean. A round-trip ticket from Buenos Aires costs $132. Two hotels are La Capilla, at $66 a night, and L'Auberge, at $100 a night. While in Punta del Este, don't miss the Manos de Uruguay stores, where handmade sweaters and shawls sell for less than $40.</w:t>
         <w:br/>
         <w:br/>
         <w:t>Graphic</w:t>
@@ -88,7 +113,7 @@
         <w:br/>
         <w:t xml:space="preserve"> </w:t>
         <w:br/>
-        <w:t>Photo: Luis Margani and his semiskilled mates take life as it comes in the film "Crane World." (Film Society of Lincoln Center)</w:t>
+        <w:t>Photo of sites of Buenos Aires; Map of Argentina</w:t>
       </w:r>
     </w:p>
     <w:sectPr>
